--- a/Collatio/7/1. Textos/2. Limpios/7-G.docx
+++ b/Collatio/7/1. Textos/2. Limpios/7-G.docx
@@ -1,393 +1,403 @@
 
 <file path=word/document.xml><?xml version="1.0" encoding="utf-8"?>
-<w:document xmlns:wpc="http://schemas.microsoft.com/office/word/2010/wordprocessingCanvas" xmlns:cx="http://schemas.microsoft.com/office/drawing/2014/chartex" xmlns:cx1="http://schemas.microsoft.com/office/drawing/2015/9/8/chartex" xmlns:cx2="http://schemas.microsoft.com/office/drawing/2015/10/21/chartex" xmlns:cx3="http://schemas.microsoft.com/office/drawing/2016/5/9/chartex" xmlns:cx4="http://schemas.microsoft.com/office/drawing/2016/5/10/chartex" xmlns:cx5="http://schemas.microsoft.com/office/drawing/2016/5/11/chartex" xmlns:cx6="http://schemas.microsoft.com/office/drawing/2016/5/12/chartex" xmlns:cx7="http://schemas.microsoft.com/office/drawing/2016/5/13/chartex" xmlns:cx8="http://schemas.microsoft.com/office/drawing/2016/5/14/chartex" xmlns:mc="http://schemas.openxmlformats.org/markup-compatibility/2006" xmlns:aink="http://schemas.microsoft.com/office/drawing/2016/ink" xmlns:am3d="http://schemas.microsoft.com/office/drawing/2017/model3d" xmlns:o="urn:schemas-microsoft-com:office:office" xmlns:oel="http://schemas.microsoft.com/office/2019/extlst" xmlns:r="http://schemas.openxmlformats.org/officeDocument/2006/relationships" xmlns:m="http://schemas.openxmlformats.org/officeDocument/2006/math" xmlns:v="urn:schemas-microsoft-com:vml" xmlns:wp14="http://schemas.microsoft.com/office/word/2010/wordprocessingDrawing" xmlns:wp="http://schemas.openxmlformats.org/drawingml/2006/wordprocessingDrawing" xmlns:w10="urn:schemas-microsoft-com:office:word" xmlns:w="http://schemas.openxmlformats.org/wordprocessingml/2006/main" xmlns:w14="http://schemas.microsoft.com/office/word/2010/wordml" xmlns:w15="http://schemas.microsoft.com/office/word/2012/wordml" xmlns:w16cex="http://schemas.microsoft.com/office/word/2018/wordml/cex" xmlns:w16cid="http://schemas.microsoft.com/office/word/2016/wordml/cid" xmlns:w16="http://schemas.microsoft.com/office/word/2018/wordml" xmlns:w16sdtdh="http://schemas.microsoft.com/office/word/2020/wordml/sdtdatahash" xmlns:w16se="http://schemas.microsoft.com/office/word/2015/wordml/symex" xmlns:wpg="http://schemas.microsoft.com/office/word/2010/wordprocessingGroup" xmlns:wpi="http://schemas.microsoft.com/office/word/2010/wordprocessingInk" xmlns:wne="http://schemas.microsoft.com/office/word/2006/wordml" xmlns:wps="http://schemas.microsoft.com/office/word/2010/wordprocessingShape" mc:Ignorable="w14 w15 w16se w16cid w16 w16cex w16sdtdh wp14">
+<w:document xmlns:wpc="http://schemas.microsoft.com/office/word/2010/wordprocessingCanvas" xmlns:cx="http://schemas.microsoft.com/office/drawing/2014/chartex" xmlns:cx1="http://schemas.microsoft.com/office/drawing/2015/9/8/chartex" xmlns:cx2="http://schemas.microsoft.com/office/drawing/2015/10/21/chartex" xmlns:cx3="http://schemas.microsoft.com/office/drawing/2016/5/9/chartex" xmlns:cx4="http://schemas.microsoft.com/office/drawing/2016/5/10/chartex" xmlns:cx5="http://schemas.microsoft.com/office/drawing/2016/5/11/chartex" xmlns:cx6="http://schemas.microsoft.com/office/drawing/2016/5/12/chartex" xmlns:cx7="http://schemas.microsoft.com/office/drawing/2016/5/13/chartex" xmlns:cx8="http://schemas.microsoft.com/office/drawing/2016/5/14/chartex" xmlns:mc="http://schemas.openxmlformats.org/markup-compatibility/2006" xmlns:aink="http://schemas.microsoft.com/office/drawing/2016/ink" xmlns:am3d="http://schemas.microsoft.com/office/drawing/2017/model3d" xmlns:o="urn:schemas-microsoft-com:office:office" xmlns:oel="http://schemas.microsoft.com/office/2019/extlst" xmlns:r="http://schemas.openxmlformats.org/officeDocument/2006/relationships" xmlns:m="http://schemas.openxmlformats.org/officeDocument/2006/math" xmlns:v="urn:schemas-microsoft-com:vml" xmlns:wp14="http://schemas.microsoft.com/office/word/2010/wordprocessingDrawing" xmlns:wp="http://schemas.openxmlformats.org/drawingml/2006/wordprocessingDrawing" xmlns:w10="urn:schemas-microsoft-com:office:word" xmlns:w="http://schemas.openxmlformats.org/wordprocessingml/2006/main" xmlns:w14="http://schemas.microsoft.com/office/word/2010/wordml" xmlns:w15="http://schemas.microsoft.com/office/word/2012/wordml" xmlns:w16cex="http://schemas.microsoft.com/office/word/2018/wordml/cex" xmlns:w16cid="http://schemas.microsoft.com/office/word/2016/wordml/cid" xmlns:w16="http://schemas.microsoft.com/office/word/2018/wordml" xmlns:w16du="http://schemas.microsoft.com/office/word/2023/wordml/word16du" xmlns:w16sdtdh="http://schemas.microsoft.com/office/word/2020/wordml/sdtdatahash" xmlns:w16sdtfl="http://schemas.microsoft.com/office/word/2024/wordml/sdtformatlock" xmlns:w16se="http://schemas.microsoft.com/office/word/2015/wordml/symex" xmlns:wpg="http://schemas.microsoft.com/office/word/2010/wordprocessingGroup" xmlns:wpi="http://schemas.microsoft.com/office/word/2010/wordprocessingInk" xmlns:wne="http://schemas.microsoft.com/office/word/2006/wordml" xmlns:wps="http://schemas.microsoft.com/office/word/2010/wordprocessingShape" mc:Ignorable="w14 w15 w16se w16cid w16 w16cex w16sdtdh w16sdtfl w16du wp14">
   <w:body>
     <w:p>
       <w:pPr>
         <w:rPr>
-          <w:rFonts w:ascii="Garamond" w:hAnsi="Garamond"/>
+          <w:rFonts w:ascii="Brill" w:hAnsi="Brill"/>
         </w:rPr>
       </w:pPr>
       <w:r>
         <w:rPr>
-          <w:rFonts w:ascii="Garamond" w:hAnsi="Garamond"/>
+          <w:rFonts w:ascii="Brill" w:hAnsi="Brill"/>
         </w:rPr>
         <w:t xml:space="preserve">Pregunto el diciplo al </w:t>
       </w:r>
       <w:r>
         <w:rPr>
-          <w:rFonts w:ascii="Garamond" w:hAnsi="Garamond"/>
+          <w:rFonts w:ascii="Brill" w:hAnsi="Brill"/>
         </w:rPr>
         <w:t>maestro e dixo quiero</w:t>
       </w:r>
       <w:r>
         <w:rPr>
-          <w:rFonts w:ascii="Garamond" w:hAnsi="Garamond"/>
+          <w:rFonts w:ascii="Brill" w:hAnsi="Brill"/>
           <w:lang w:val="es-ES"/>
         </w:rPr>
         <w:t xml:space="preserve"> </w:t>
       </w:r>
       <w:r>
         <w:rPr>
-          <w:rFonts w:ascii="Garamond" w:hAnsi="Garamond"/>
+          <w:rFonts w:ascii="Brill" w:hAnsi="Brill"/>
         </w:rPr>
         <w:t>te rogar que me digas aqui agora una cosa por que me contaste en la cuenta de tres ante el spiritu santo que el fijo ca bien sabes tu que segun razon derecha que om</w:t>
       </w:r>
-      <w:r>
-        <w:rPr>
-          <w:rFonts w:ascii="Garamond" w:hAnsi="Garamond"/>
+      <w:proofErr w:type="spellStart"/>
+      <w:r>
+        <w:rPr>
+          <w:rFonts w:ascii="Brill" w:hAnsi="Brill"/>
           <w:lang w:val="es-ES"/>
         </w:rPr>
         <w:t>br</w:t>
       </w:r>
-      <w:r>
-        <w:rPr>
-          <w:rFonts w:ascii="Garamond" w:hAnsi="Garamond"/>
+      <w:proofErr w:type="spellEnd"/>
+      <w:r>
+        <w:rPr>
+          <w:rFonts w:ascii="Brill" w:hAnsi="Brill"/>
         </w:rPr>
         <w:t>e vee cada dia que la mas llegada cosa al padre es el fijo respondio el maestro yo te lo dire sepas que el spiritu santo fue medianero que andudo entre el padre e el fijo ca por el padre venimos a conoscer el fijo e por</w:t>
       </w:r>
       <w:r>
         <w:rPr>
-          <w:rFonts w:ascii="Garamond" w:hAnsi="Garamond"/>
+          <w:rFonts w:ascii="Brill" w:hAnsi="Brill"/>
           <w:lang w:val="es-ES"/>
         </w:rPr>
         <w:t xml:space="preserve"> </w:t>
       </w:r>
       <w:r>
         <w:rPr>
-          <w:rFonts w:ascii="Garamond" w:hAnsi="Garamond"/>
+          <w:rFonts w:ascii="Brill" w:hAnsi="Brill"/>
         </w:rPr>
         <w:t>el fijo conocimos al padre que a la ora que fue a</w:t>
       </w:r>
       <w:r>
         <w:rPr>
-          <w:rFonts w:ascii="Garamond" w:hAnsi="Garamond"/>
+          <w:rFonts w:ascii="Brill" w:hAnsi="Brill"/>
           <w:lang w:val="es-ES"/>
         </w:rPr>
         <w:t xml:space="preserve"> </w:t>
       </w:r>
       <w:r>
         <w:rPr>
-          <w:rFonts w:ascii="Garamond" w:hAnsi="Garamond"/>
+          <w:rFonts w:ascii="Brill" w:hAnsi="Brill"/>
         </w:rPr>
         <w:t>nos demostrado el fijo pues conoscimos que era fijos aviemos a conoscer qual era el padre e estas tres cosas se encierran en un dios dezir te he yo agora cosa cierta por razon derecha quando el ang</w:t>
       </w:r>
       <w:r>
         <w:rPr>
-          <w:rFonts w:ascii="Garamond" w:hAnsi="Garamond"/>
+          <w:rFonts w:ascii="Brill" w:hAnsi="Brill"/>
         </w:rPr>
         <w:t xml:space="preserve">el </w:t>
       </w:r>
       <w:r>
         <w:rPr>
-          <w:rFonts w:ascii="Garamond" w:hAnsi="Garamond"/>
+          <w:rFonts w:ascii="Brill" w:hAnsi="Brill"/>
           <w:lang w:val="es-ES"/>
         </w:rPr>
         <w:t>G</w:t>
       </w:r>
       <w:r>
         <w:rPr>
-          <w:rFonts w:ascii="Garamond" w:hAnsi="Garamond"/>
+          <w:rFonts w:ascii="Brill" w:hAnsi="Brill"/>
         </w:rPr>
         <w:t xml:space="preserve">abriel vino a santa </w:t>
       </w:r>
       <w:r>
         <w:rPr>
-          <w:rFonts w:ascii="Garamond" w:hAnsi="Garamond"/>
+          <w:rFonts w:ascii="Brill" w:hAnsi="Brill"/>
           <w:lang w:val="es-ES"/>
         </w:rPr>
         <w:t>M</w:t>
       </w:r>
       <w:r>
         <w:rPr>
-          <w:rFonts w:ascii="Garamond" w:hAnsi="Garamond"/>
+          <w:rFonts w:ascii="Brill" w:hAnsi="Brill"/>
         </w:rPr>
         <w:t xml:space="preserve">aria </w:t>
       </w:r>
       <w:r>
         <w:rPr>
-          <w:rFonts w:ascii="Garamond" w:hAnsi="Garamond"/>
+          <w:rFonts w:ascii="Brill" w:hAnsi="Brill"/>
         </w:rPr>
         <w:t>e le dixo la salutacion por que el nuestro señor ovo a encarnar en ella vesiblemente decendio el spiritu santo en seme</w:t>
       </w:r>
       <w:r>
         <w:rPr>
-          <w:rFonts w:ascii="Garamond" w:hAnsi="Garamond"/>
+          <w:rFonts w:ascii="Brill" w:hAnsi="Brill"/>
           <w:lang w:val="es-ES"/>
         </w:rPr>
         <w:t>j</w:t>
       </w:r>
       <w:r>
         <w:rPr>
-          <w:rFonts w:ascii="Garamond" w:hAnsi="Garamond"/>
+          <w:rFonts w:ascii="Brill" w:hAnsi="Brill"/>
         </w:rPr>
         <w:t>ança de fuego e alli iva el padre e el fijo enbueltos en el spiritu santo que era en seme</w:t>
       </w:r>
       <w:r>
         <w:rPr>
-          <w:rFonts w:ascii="Garamond" w:hAnsi="Garamond"/>
+          <w:rFonts w:ascii="Brill" w:hAnsi="Brill"/>
           <w:lang w:val="es-ES"/>
         </w:rPr>
         <w:t>j</w:t>
       </w:r>
       <w:r>
         <w:rPr>
-          <w:rFonts w:ascii="Garamond" w:hAnsi="Garamond"/>
+          <w:rFonts w:ascii="Brill" w:hAnsi="Brill"/>
         </w:rPr>
         <w:t>anca de fuego tomaron carne d</w:t>
       </w:r>
       <w:r>
         <w:rPr>
-          <w:rFonts w:ascii="Garamond" w:hAnsi="Garamond"/>
+          <w:rFonts w:ascii="Brill" w:hAnsi="Brill"/>
           <w:lang w:val="es-ES"/>
         </w:rPr>
         <w:t xml:space="preserve"> </w:t>
       </w:r>
       <w:r>
         <w:rPr>
-          <w:rFonts w:ascii="Garamond" w:hAnsi="Garamond"/>
+          <w:rFonts w:ascii="Brill" w:hAnsi="Brill"/>
         </w:rPr>
         <w:t>ella e aquella ora ca la trenidat non tengas tu que aquella ora començo que ante era mas non avie entendimiento de om</w:t>
       </w:r>
-      <w:r>
-        <w:rPr>
-          <w:rFonts w:ascii="Garamond" w:hAnsi="Garamond"/>
+      <w:proofErr w:type="spellStart"/>
+      <w:r>
+        <w:rPr>
+          <w:rFonts w:ascii="Brill" w:hAnsi="Brill"/>
           <w:lang w:val="es-ES"/>
         </w:rPr>
         <w:t>br</w:t>
       </w:r>
-      <w:r>
-        <w:rPr>
-          <w:rFonts w:ascii="Garamond" w:hAnsi="Garamond"/>
+      <w:proofErr w:type="spellEnd"/>
+      <w:r>
+        <w:rPr>
+          <w:rFonts w:ascii="Brill" w:hAnsi="Brill"/>
         </w:rPr>
         <w:t>e que antes la pudiese aver nin conoscer ca bien fallamos en la brivia que es la vie</w:t>
       </w:r>
       <w:r>
         <w:rPr>
-          <w:rFonts w:ascii="Garamond" w:hAnsi="Garamond"/>
+          <w:rFonts w:ascii="Brill" w:hAnsi="Brill"/>
           <w:lang w:val="es-ES"/>
         </w:rPr>
         <w:t>j</w:t>
       </w:r>
       <w:r>
         <w:rPr>
-          <w:rFonts w:ascii="Garamond" w:hAnsi="Garamond"/>
+          <w:rFonts w:ascii="Brill" w:hAnsi="Brill"/>
         </w:rPr>
         <w:t xml:space="preserve">a ley que quando nuestro señor iva destroir </w:t>
       </w:r>
       <w:r>
         <w:rPr>
-          <w:rFonts w:ascii="Garamond" w:hAnsi="Garamond"/>
+          <w:rFonts w:ascii="Brill" w:hAnsi="Brill"/>
         </w:rPr>
         <w:t>S</w:t>
       </w:r>
       <w:r>
         <w:rPr>
-          <w:rFonts w:ascii="Garamond" w:hAnsi="Garamond"/>
+          <w:rFonts w:ascii="Brill" w:hAnsi="Brill"/>
         </w:rPr>
         <w:t xml:space="preserve">odoma e </w:t>
       </w:r>
       <w:r>
         <w:rPr>
-          <w:rFonts w:ascii="Garamond" w:hAnsi="Garamond"/>
+          <w:rFonts w:ascii="Brill" w:hAnsi="Brill"/>
         </w:rPr>
         <w:t>G</w:t>
       </w:r>
       <w:r>
         <w:rPr>
-          <w:rFonts w:ascii="Garamond" w:hAnsi="Garamond"/>
+          <w:rFonts w:ascii="Brill" w:hAnsi="Brill"/>
         </w:rPr>
         <w:t>omorra que paso nuestro señor por la tierra do morav</w:t>
       </w:r>
       <w:r>
         <w:rPr>
-          <w:rFonts w:ascii="Garamond" w:hAnsi="Garamond"/>
+          <w:rFonts w:ascii="Brill" w:hAnsi="Brill"/>
         </w:rPr>
         <w:t xml:space="preserve">a </w:t>
       </w:r>
       <w:r>
         <w:rPr>
-          <w:rFonts w:ascii="Garamond" w:hAnsi="Garamond"/>
+          <w:rFonts w:ascii="Brill" w:hAnsi="Brill"/>
           <w:lang w:val="es-ES"/>
         </w:rPr>
         <w:t>A</w:t>
       </w:r>
       <w:r>
         <w:rPr>
-          <w:rFonts w:ascii="Garamond" w:hAnsi="Garamond"/>
+          <w:rFonts w:ascii="Brill" w:hAnsi="Brill"/>
         </w:rPr>
         <w:t xml:space="preserve">brahan e su muger </w:t>
       </w:r>
       <w:r>
         <w:rPr>
-          <w:rFonts w:ascii="Garamond" w:hAnsi="Garamond"/>
+          <w:rFonts w:ascii="Brill" w:hAnsi="Brill"/>
           <w:lang w:val="es-ES"/>
         </w:rPr>
         <w:t>S</w:t>
       </w:r>
       <w:r>
         <w:rPr>
-          <w:rFonts w:ascii="Garamond" w:hAnsi="Garamond"/>
+          <w:rFonts w:ascii="Brill" w:hAnsi="Brill"/>
         </w:rPr>
         <w:t>ar</w:t>
       </w:r>
       <w:r>
         <w:rPr>
-          <w:rFonts w:ascii="Garamond" w:hAnsi="Garamond"/>
+          <w:rFonts w:ascii="Brill" w:hAnsi="Brill"/>
           <w:lang w:val="es-ES"/>
         </w:rPr>
         <w:t>r</w:t>
       </w:r>
       <w:r>
         <w:rPr>
-          <w:rFonts w:ascii="Garamond" w:hAnsi="Garamond"/>
+          <w:rFonts w:ascii="Brill" w:hAnsi="Brill"/>
         </w:rPr>
         <w:t xml:space="preserve">a e dize que </w:t>
       </w:r>
       <w:r>
         <w:rPr>
-          <w:rFonts w:ascii="Garamond" w:hAnsi="Garamond"/>
+          <w:rFonts w:ascii="Brill" w:hAnsi="Brill"/>
           <w:lang w:val="es-ES"/>
         </w:rPr>
         <w:t>A</w:t>
       </w:r>
       <w:r>
         <w:rPr>
-          <w:rFonts w:ascii="Garamond" w:hAnsi="Garamond"/>
+          <w:rFonts w:ascii="Brill" w:hAnsi="Brill"/>
         </w:rPr>
         <w:t xml:space="preserve">braan </w:t>
       </w:r>
       <w:r>
         <w:rPr>
-          <w:rFonts w:ascii="Garamond" w:hAnsi="Garamond"/>
+          <w:rFonts w:ascii="Brill" w:hAnsi="Brill"/>
         </w:rPr>
         <w:t>que vio tres mancebos e que</w:t>
       </w:r>
       <w:r>
         <w:rPr>
-          <w:rFonts w:ascii="Garamond" w:hAnsi="Garamond"/>
+          <w:rFonts w:ascii="Brill" w:hAnsi="Brill"/>
           <w:lang w:val="es-ES"/>
         </w:rPr>
         <w:t xml:space="preserve"> </w:t>
       </w:r>
       <w:r>
         <w:rPr>
-          <w:rFonts w:ascii="Garamond" w:hAnsi="Garamond"/>
+          <w:rFonts w:ascii="Brill" w:hAnsi="Brill"/>
         </w:rPr>
         <w:t>les lavo los pies e de aquellos tres que adoro el uno e pues ya se dava a entender que aquellos tres que se tornavan en uno bien asi fue</w:t>
       </w:r>
       <w:r>
         <w:rPr>
-          <w:rFonts w:ascii="Garamond" w:hAnsi="Garamond"/>
+          <w:rFonts w:ascii="Brill" w:hAnsi="Brill"/>
           <w:lang w:val="es-ES"/>
         </w:rPr>
         <w:t xml:space="preserve"> </w:t>
       </w:r>
       <w:r>
         <w:rPr>
-          <w:rFonts w:ascii="Garamond" w:hAnsi="Garamond"/>
+          <w:rFonts w:ascii="Brill" w:hAnsi="Brill"/>
         </w:rPr>
         <w:t>el dia que encarn</w:t>
       </w:r>
       <w:r>
         <w:rPr>
-          <w:rFonts w:ascii="Garamond" w:hAnsi="Garamond"/>
+          <w:rFonts w:ascii="Brill" w:hAnsi="Brill"/>
         </w:rPr>
         <w:t xml:space="preserve">o </w:t>
       </w:r>
       <w:r>
         <w:rPr>
-          <w:rFonts w:ascii="Garamond" w:hAnsi="Garamond"/>
+          <w:rFonts w:ascii="Brill" w:hAnsi="Brill"/>
           <w:lang w:val="es-ES"/>
         </w:rPr>
         <w:t>Jesucristo</w:t>
       </w:r>
       <w:r>
         <w:rPr>
-          <w:rFonts w:ascii="Garamond" w:hAnsi="Garamond"/>
+          <w:rFonts w:ascii="Brill" w:hAnsi="Brill"/>
         </w:rPr>
         <w:t xml:space="preserve"> </w:t>
       </w:r>
       <w:r>
         <w:rPr>
-          <w:rFonts w:ascii="Garamond" w:hAnsi="Garamond"/>
+          <w:rFonts w:ascii="Brill" w:hAnsi="Brill"/>
         </w:rPr>
         <w:t xml:space="preserve">en santa </w:t>
       </w:r>
       <w:r>
         <w:rPr>
-          <w:rFonts w:ascii="Garamond" w:hAnsi="Garamond"/>
+          <w:rFonts w:ascii="Brill" w:hAnsi="Brill"/>
           <w:lang w:val="es-ES"/>
         </w:rPr>
         <w:t>M</w:t>
       </w:r>
       <w:r>
         <w:rPr>
-          <w:rFonts w:ascii="Garamond" w:hAnsi="Garamond"/>
+          <w:rFonts w:ascii="Brill" w:hAnsi="Brill"/>
         </w:rPr>
         <w:t xml:space="preserve">aria </w:t>
       </w:r>
       <w:r>
         <w:rPr>
-          <w:rFonts w:ascii="Garamond" w:hAnsi="Garamond"/>
+          <w:rFonts w:ascii="Brill" w:hAnsi="Brill"/>
         </w:rPr>
         <w:t>que estas tres personas eran ya antes aun a aparecer mas de una que era el spiritu santo como quier que una apareciese todas tres ya eran e por esta razon te dixe yo que la trenidat de ante era mas nos los om</w:t>
       </w:r>
-      <w:r>
-        <w:rPr>
-          <w:rFonts w:ascii="Garamond" w:hAnsi="Garamond"/>
+      <w:proofErr w:type="spellStart"/>
+      <w:r>
+        <w:rPr>
+          <w:rFonts w:ascii="Brill" w:hAnsi="Brill"/>
           <w:lang w:val="es-ES"/>
         </w:rPr>
         <w:t>br</w:t>
       </w:r>
-      <w:r>
-        <w:rPr>
-          <w:rFonts w:ascii="Garamond" w:hAnsi="Garamond"/>
+      <w:proofErr w:type="spellEnd"/>
+      <w:r>
+        <w:rPr>
+          <w:rFonts w:ascii="Brill" w:hAnsi="Brill"/>
         </w:rPr>
         <w:t>es non la podiemos y ver nin conoscer fasta que ella vino a fazer su obra por que la oviese e como quier que las tres personas de ante eram non avien figura en si mas quando dios a alguno quiere aparecer tomava qual figura querie e esto te provare por los angeles ca los angeles non han forma enpero fallamos que quando aparecen a alguno que toman forma de om</w:t>
       </w:r>
-      <w:r>
-        <w:rPr>
-          <w:rFonts w:ascii="Garamond" w:hAnsi="Garamond"/>
+      <w:proofErr w:type="spellStart"/>
+      <w:r>
+        <w:rPr>
+          <w:rFonts w:ascii="Brill" w:hAnsi="Brill"/>
           <w:lang w:val="es-ES"/>
         </w:rPr>
         <w:t>br</w:t>
       </w:r>
-      <w:r>
-        <w:rPr>
-          <w:rFonts w:ascii="Garamond" w:hAnsi="Garamond"/>
+      <w:proofErr w:type="spellEnd"/>
+      <w:r>
+        <w:rPr>
+          <w:rFonts w:ascii="Brill" w:hAnsi="Brill"/>
         </w:rPr>
         <w:t>e pues bien deves entender quanto mas la puede tomar aquel que es poderoso de todo mas la forma derecha de om</w:t>
       </w:r>
-      <w:r>
-        <w:rPr>
-          <w:rFonts w:ascii="Garamond" w:hAnsi="Garamond"/>
+      <w:proofErr w:type="spellStart"/>
+      <w:r>
+        <w:rPr>
+          <w:rFonts w:ascii="Brill" w:hAnsi="Brill"/>
           <w:lang w:val="es-ES"/>
         </w:rPr>
         <w:t>br</w:t>
       </w:r>
-      <w:r>
-        <w:rPr>
-          <w:rFonts w:ascii="Garamond" w:hAnsi="Garamond"/>
+      <w:proofErr w:type="spellEnd"/>
+      <w:r>
+        <w:rPr>
+          <w:rFonts w:ascii="Brill" w:hAnsi="Brill"/>
         </w:rPr>
         <w:t xml:space="preserve">e carnal e con huesos e con carne tomo el dia que entro en el vientre de </w:t>
       </w:r>
       <w:r>
         <w:rPr>
-          <w:rFonts w:ascii="Garamond" w:hAnsi="Garamond"/>
+          <w:rFonts w:ascii="Brill" w:hAnsi="Brill"/>
         </w:rPr>
         <w:t xml:space="preserve">santa </w:t>
       </w:r>
       <w:r>
         <w:rPr>
-          <w:rFonts w:ascii="Garamond" w:hAnsi="Garamond"/>
+          <w:rFonts w:ascii="Brill" w:hAnsi="Brill"/>
           <w:lang w:val="es-ES"/>
         </w:rPr>
         <w:t>M</w:t>
       </w:r>
       <w:r>
         <w:rPr>
-          <w:rFonts w:ascii="Garamond" w:hAnsi="Garamond"/>
+          <w:rFonts w:ascii="Brill" w:hAnsi="Brill"/>
         </w:rPr>
         <w:t>aria</w:t>
       </w:r>
@@ -403,7 +413,7 @@
 </file>
 
 <file path=word/styles.xml><?xml version="1.0" encoding="utf-8"?>
-<w:styles xmlns:mc="http://schemas.openxmlformats.org/markup-compatibility/2006" xmlns:r="http://schemas.openxmlformats.org/officeDocument/2006/relationships" xmlns:w="http://schemas.openxmlformats.org/wordprocessingml/2006/main" xmlns:w14="http://schemas.microsoft.com/office/word/2010/wordml" xmlns:w15="http://schemas.microsoft.com/office/word/2012/wordml" xmlns:w16cex="http://schemas.microsoft.com/office/word/2018/wordml/cex" xmlns:w16cid="http://schemas.microsoft.com/office/word/2016/wordml/cid" xmlns:w16="http://schemas.microsoft.com/office/word/2018/wordml" xmlns:w16sdtdh="http://schemas.microsoft.com/office/word/2020/wordml/sdtdatahash" xmlns:w16se="http://schemas.microsoft.com/office/word/2015/wordml/symex" mc:Ignorable="w14 w15 w16se w16cid w16 w16cex w16sdtdh">
+<w:styles xmlns:mc="http://schemas.openxmlformats.org/markup-compatibility/2006" xmlns:r="http://schemas.openxmlformats.org/officeDocument/2006/relationships" xmlns:w="http://schemas.openxmlformats.org/wordprocessingml/2006/main" xmlns:w14="http://schemas.microsoft.com/office/word/2010/wordml" xmlns:w15="http://schemas.microsoft.com/office/word/2012/wordml" xmlns:w16cex="http://schemas.microsoft.com/office/word/2018/wordml/cex" xmlns:w16cid="http://schemas.microsoft.com/office/word/2016/wordml/cid" xmlns:w16="http://schemas.microsoft.com/office/word/2018/wordml" xmlns:w16du="http://schemas.microsoft.com/office/word/2023/wordml/word16du" xmlns:w16sdtdh="http://schemas.microsoft.com/office/word/2020/wordml/sdtdatahash" xmlns:w16sdtfl="http://schemas.microsoft.com/office/word/2024/wordml/sdtformatlock" xmlns:w16se="http://schemas.microsoft.com/office/word/2015/wordml/symex" mc:Ignorable="w14 w15 w16se w16cid w16 w16cex w16sdtdh w16sdtfl w16du">
   <w:docDefaults>
     <w:rPrDefault>
       <w:rPr>
